--- a/HCM-KS26-CNTT1_Session03_BTTH6.docx
+++ b/HCM-KS26-CNTT1_Session03_BTTH6.docx
@@ -4,404 +4,10 @@
   <w:body>
     <w:p>
       <w:pPr>
-        <w:pStyle w:val="Subtitle"/>
+        <w:pStyle w:val="Title"/>
       </w:pPr>
-      <w:proofErr w:type="spellStart"/>
       <w:r>
-        <w:rPr>
-          <w:rFonts w:ascii="primaryFont Fallback" w:hAnsi="primaryFont Fallback"/>
-          <w:b/>
-          <w:bCs/>
-          <w:color w:val="020617"/>
-          <w:spacing w:val="-7"/>
-          <w:sz w:val="27"/>
-          <w:szCs w:val="27"/>
-          <w:shd w:val="clear" w:color="auto" w:fill="FFFFFF"/>
-        </w:rPr>
-        <w:t>Thiết</w:t>
-      </w:r>
-      <w:proofErr w:type="spellEnd"/>
-      <w:r>
-        <w:rPr>
-          <w:rFonts w:ascii="primaryFont Fallback" w:hAnsi="primaryFont Fallback"/>
-          <w:b/>
-          <w:bCs/>
-          <w:color w:val="020617"/>
-          <w:spacing w:val="-7"/>
-          <w:sz w:val="27"/>
-          <w:szCs w:val="27"/>
-          <w:shd w:val="clear" w:color="auto" w:fill="FFFFFF"/>
-        </w:rPr>
-        <w:t xml:space="preserve"> </w:t>
-      </w:r>
-      <w:proofErr w:type="spellStart"/>
-      <w:r>
-        <w:rPr>
-          <w:rFonts w:ascii="primaryFont Fallback" w:hAnsi="primaryFont Fallback"/>
-          <w:b/>
-          <w:bCs/>
-          <w:color w:val="020617"/>
-          <w:spacing w:val="-7"/>
-          <w:sz w:val="27"/>
-          <w:szCs w:val="27"/>
-          <w:shd w:val="clear" w:color="auto" w:fill="FFFFFF"/>
-        </w:rPr>
-        <w:t>kế</w:t>
-      </w:r>
-      <w:proofErr w:type="spellEnd"/>
-      <w:r>
-        <w:rPr>
-          <w:rFonts w:ascii="primaryFont Fallback" w:hAnsi="primaryFont Fallback"/>
-          <w:b/>
-          <w:bCs/>
-          <w:color w:val="020617"/>
-          <w:spacing w:val="-7"/>
-          <w:sz w:val="27"/>
-          <w:szCs w:val="27"/>
-          <w:shd w:val="clear" w:color="auto" w:fill="FFFFFF"/>
-        </w:rPr>
-        <w:t xml:space="preserve"> </w:t>
-      </w:r>
-      <w:proofErr w:type="spellStart"/>
-      <w:r>
-        <w:rPr>
-          <w:rFonts w:ascii="primaryFont Fallback" w:hAnsi="primaryFont Fallback"/>
-          <w:b/>
-          <w:bCs/>
-          <w:color w:val="020617"/>
-          <w:spacing w:val="-7"/>
-          <w:sz w:val="27"/>
-          <w:szCs w:val="27"/>
-          <w:shd w:val="clear" w:color="auto" w:fill="FFFFFF"/>
-        </w:rPr>
-        <w:t>hệ</w:t>
-      </w:r>
-      <w:proofErr w:type="spellEnd"/>
-      <w:r>
-        <w:rPr>
-          <w:rFonts w:ascii="primaryFont Fallback" w:hAnsi="primaryFont Fallback"/>
-          <w:b/>
-          <w:bCs/>
-          <w:color w:val="020617"/>
-          <w:spacing w:val="-7"/>
-          <w:sz w:val="27"/>
-          <w:szCs w:val="27"/>
-          <w:shd w:val="clear" w:color="auto" w:fill="FFFFFF"/>
-        </w:rPr>
-        <w:t xml:space="preserve"> </w:t>
-      </w:r>
-      <w:proofErr w:type="spellStart"/>
-      <w:r>
-        <w:rPr>
-          <w:rFonts w:ascii="primaryFont Fallback" w:hAnsi="primaryFont Fallback"/>
-          <w:b/>
-          <w:bCs/>
-          <w:color w:val="020617"/>
-          <w:spacing w:val="-7"/>
-          <w:sz w:val="27"/>
-          <w:szCs w:val="27"/>
-          <w:shd w:val="clear" w:color="auto" w:fill="FFFFFF"/>
-        </w:rPr>
-        <w:t>thống</w:t>
-      </w:r>
-      <w:proofErr w:type="spellEnd"/>
-      <w:r>
-        <w:rPr>
-          <w:rFonts w:ascii="primaryFont Fallback" w:hAnsi="primaryFont Fallback"/>
-          <w:b/>
-          <w:bCs/>
-          <w:color w:val="020617"/>
-          <w:spacing w:val="-7"/>
-          <w:sz w:val="27"/>
-          <w:szCs w:val="27"/>
-          <w:shd w:val="clear" w:color="auto" w:fill="FFFFFF"/>
-        </w:rPr>
-        <w:t xml:space="preserve"> </w:t>
-      </w:r>
-      <w:proofErr w:type="spellStart"/>
-      <w:r>
-        <w:rPr>
-          <w:rFonts w:ascii="primaryFont Fallback" w:hAnsi="primaryFont Fallback"/>
-          <w:b/>
-          <w:bCs/>
-          <w:color w:val="020617"/>
-          <w:spacing w:val="-7"/>
-          <w:sz w:val="27"/>
-          <w:szCs w:val="27"/>
-          <w:shd w:val="clear" w:color="auto" w:fill="FFFFFF"/>
-        </w:rPr>
-        <w:t>ứng</w:t>
-      </w:r>
-      <w:proofErr w:type="spellEnd"/>
-      <w:r>
-        <w:rPr>
-          <w:rFonts w:ascii="primaryFont Fallback" w:hAnsi="primaryFont Fallback"/>
-          <w:b/>
-          <w:bCs/>
-          <w:color w:val="020617"/>
-          <w:spacing w:val="-7"/>
-          <w:sz w:val="27"/>
-          <w:szCs w:val="27"/>
-          <w:shd w:val="clear" w:color="auto" w:fill="FFFFFF"/>
-        </w:rPr>
-        <w:t xml:space="preserve"> </w:t>
-      </w:r>
-      <w:proofErr w:type="spellStart"/>
-      <w:r>
-        <w:rPr>
-          <w:rFonts w:ascii="primaryFont Fallback" w:hAnsi="primaryFont Fallback"/>
-          <w:b/>
-          <w:bCs/>
-          <w:color w:val="020617"/>
-          <w:spacing w:val="-7"/>
-          <w:sz w:val="27"/>
-          <w:szCs w:val="27"/>
-          <w:shd w:val="clear" w:color="auto" w:fill="FFFFFF"/>
-        </w:rPr>
-        <w:t>dụng</w:t>
-      </w:r>
-      <w:proofErr w:type="spellEnd"/>
-      <w:r>
-        <w:rPr>
-          <w:rFonts w:ascii="primaryFont Fallback" w:hAnsi="primaryFont Fallback"/>
-          <w:b/>
-          <w:bCs/>
-          <w:color w:val="020617"/>
-          <w:spacing w:val="-7"/>
-          <w:sz w:val="27"/>
-          <w:szCs w:val="27"/>
-          <w:shd w:val="clear" w:color="auto" w:fill="FFFFFF"/>
-        </w:rPr>
-        <w:t xml:space="preserve"> </w:t>
-      </w:r>
-      <w:proofErr w:type="spellStart"/>
-      <w:r>
-        <w:rPr>
-          <w:rFonts w:ascii="primaryFont Fallback" w:hAnsi="primaryFont Fallback"/>
-          <w:b/>
-          <w:bCs/>
-          <w:color w:val="020617"/>
-          <w:spacing w:val="-7"/>
-          <w:sz w:val="27"/>
-          <w:szCs w:val="27"/>
-          <w:shd w:val="clear" w:color="auto" w:fill="FFFFFF"/>
-        </w:rPr>
-        <w:t>theo</w:t>
-      </w:r>
-      <w:proofErr w:type="spellEnd"/>
-      <w:r>
-        <w:rPr>
-          <w:rFonts w:ascii="primaryFont Fallback" w:hAnsi="primaryFont Fallback"/>
-          <w:b/>
-          <w:bCs/>
-          <w:color w:val="020617"/>
-          <w:spacing w:val="-7"/>
-          <w:sz w:val="27"/>
-          <w:szCs w:val="27"/>
-          <w:shd w:val="clear" w:color="auto" w:fill="FFFFFF"/>
-        </w:rPr>
-        <w:t xml:space="preserve"> </w:t>
-      </w:r>
-      <w:proofErr w:type="spellStart"/>
-      <w:r>
-        <w:rPr>
-          <w:rFonts w:ascii="primaryFont Fallback" w:hAnsi="primaryFont Fallback"/>
-          <w:b/>
-          <w:bCs/>
-          <w:color w:val="020617"/>
-          <w:spacing w:val="-7"/>
-          <w:sz w:val="27"/>
-          <w:szCs w:val="27"/>
-          <w:shd w:val="clear" w:color="auto" w:fill="FFFFFF"/>
-        </w:rPr>
-        <w:t>mô</w:t>
-      </w:r>
-      <w:proofErr w:type="spellEnd"/>
-      <w:r>
-        <w:rPr>
-          <w:rFonts w:ascii="primaryFont Fallback" w:hAnsi="primaryFont Fallback"/>
-          <w:b/>
-          <w:bCs/>
-          <w:color w:val="020617"/>
-          <w:spacing w:val="-7"/>
-          <w:sz w:val="27"/>
-          <w:szCs w:val="27"/>
-          <w:shd w:val="clear" w:color="auto" w:fill="FFFFFF"/>
-        </w:rPr>
-        <w:t xml:space="preserve"> </w:t>
-      </w:r>
-      <w:proofErr w:type="spellStart"/>
-      <w:r>
-        <w:rPr>
-          <w:rFonts w:ascii="primaryFont Fallback" w:hAnsi="primaryFont Fallback"/>
-          <w:b/>
-          <w:bCs/>
-          <w:color w:val="020617"/>
-          <w:spacing w:val="-7"/>
-          <w:sz w:val="27"/>
-          <w:szCs w:val="27"/>
-          <w:shd w:val="clear" w:color="auto" w:fill="FFFFFF"/>
-        </w:rPr>
-        <w:t>hình</w:t>
-      </w:r>
-      <w:proofErr w:type="spellEnd"/>
-      <w:r>
-        <w:rPr>
-          <w:rFonts w:ascii="primaryFont Fallback" w:hAnsi="primaryFont Fallback"/>
-          <w:b/>
-          <w:bCs/>
-          <w:color w:val="020617"/>
-          <w:spacing w:val="-7"/>
-          <w:sz w:val="27"/>
-          <w:szCs w:val="27"/>
-          <w:shd w:val="clear" w:color="auto" w:fill="FFFFFF"/>
-        </w:rPr>
-        <w:t xml:space="preserve"> DIKW </w:t>
-      </w:r>
-      <w:proofErr w:type="spellStart"/>
-      <w:r>
-        <w:rPr>
-          <w:rFonts w:ascii="primaryFont Fallback" w:hAnsi="primaryFont Fallback"/>
-          <w:b/>
-          <w:bCs/>
-          <w:color w:val="020617"/>
-          <w:spacing w:val="-7"/>
-          <w:sz w:val="27"/>
-          <w:szCs w:val="27"/>
-          <w:shd w:val="clear" w:color="auto" w:fill="FFFFFF"/>
-        </w:rPr>
-        <w:t>và</w:t>
-      </w:r>
-      <w:proofErr w:type="spellEnd"/>
-      <w:r>
-        <w:rPr>
-          <w:rFonts w:ascii="primaryFont Fallback" w:hAnsi="primaryFont Fallback"/>
-          <w:b/>
-          <w:bCs/>
-          <w:color w:val="020617"/>
-          <w:spacing w:val="-7"/>
-          <w:sz w:val="27"/>
-          <w:szCs w:val="27"/>
-          <w:shd w:val="clear" w:color="auto" w:fill="FFFFFF"/>
-        </w:rPr>
-        <w:t xml:space="preserve"> </w:t>
-      </w:r>
-      <w:proofErr w:type="spellStart"/>
-      <w:r>
-        <w:rPr>
-          <w:rFonts w:ascii="primaryFont Fallback" w:hAnsi="primaryFont Fallback"/>
-          <w:b/>
-          <w:bCs/>
-          <w:color w:val="020617"/>
-          <w:spacing w:val="-7"/>
-          <w:sz w:val="27"/>
-          <w:szCs w:val="27"/>
-          <w:shd w:val="clear" w:color="auto" w:fill="FFFFFF"/>
-        </w:rPr>
-        <w:t>quản</w:t>
-      </w:r>
-      <w:proofErr w:type="spellEnd"/>
-      <w:r>
-        <w:rPr>
-          <w:rFonts w:ascii="primaryFont Fallback" w:hAnsi="primaryFont Fallback"/>
-          <w:b/>
-          <w:bCs/>
-          <w:color w:val="020617"/>
-          <w:spacing w:val="-7"/>
-          <w:sz w:val="27"/>
-          <w:szCs w:val="27"/>
-          <w:shd w:val="clear" w:color="auto" w:fill="FFFFFF"/>
-        </w:rPr>
-        <w:t xml:space="preserve"> </w:t>
-      </w:r>
-      <w:proofErr w:type="spellStart"/>
-      <w:r>
-        <w:rPr>
-          <w:rFonts w:ascii="primaryFont Fallback" w:hAnsi="primaryFont Fallback"/>
-          <w:b/>
-          <w:bCs/>
-          <w:color w:val="020617"/>
-          <w:spacing w:val="-7"/>
-          <w:sz w:val="27"/>
-          <w:szCs w:val="27"/>
-          <w:shd w:val="clear" w:color="auto" w:fill="FFFFFF"/>
-        </w:rPr>
-        <w:t>lý</w:t>
-      </w:r>
-      <w:proofErr w:type="spellEnd"/>
-      <w:r>
-        <w:rPr>
-          <w:rFonts w:ascii="primaryFont Fallback" w:hAnsi="primaryFont Fallback"/>
-          <w:b/>
-          <w:bCs/>
-          <w:color w:val="020617"/>
-          <w:spacing w:val="-7"/>
-          <w:sz w:val="27"/>
-          <w:szCs w:val="27"/>
-          <w:shd w:val="clear" w:color="auto" w:fill="FFFFFF"/>
-        </w:rPr>
-        <w:t xml:space="preserve"> </w:t>
-      </w:r>
-      <w:proofErr w:type="spellStart"/>
-      <w:r>
-        <w:rPr>
-          <w:rFonts w:ascii="primaryFont Fallback" w:hAnsi="primaryFont Fallback"/>
-          <w:b/>
-          <w:bCs/>
-          <w:color w:val="020617"/>
-          <w:spacing w:val="-7"/>
-          <w:sz w:val="27"/>
-          <w:szCs w:val="27"/>
-          <w:shd w:val="clear" w:color="auto" w:fill="FFFFFF"/>
-        </w:rPr>
-        <w:t>tệp</w:t>
-      </w:r>
-      <w:proofErr w:type="spellEnd"/>
-      <w:r>
-        <w:rPr>
-          <w:rFonts w:ascii="primaryFont Fallback" w:hAnsi="primaryFont Fallback"/>
-          <w:b/>
-          <w:bCs/>
-          <w:color w:val="020617"/>
-          <w:spacing w:val="-7"/>
-          <w:sz w:val="27"/>
-          <w:szCs w:val="27"/>
-          <w:shd w:val="clear" w:color="auto" w:fill="FFFFFF"/>
-        </w:rPr>
-        <w:t xml:space="preserve"> </w:t>
-      </w:r>
-      <w:proofErr w:type="spellStart"/>
-      <w:r>
-        <w:rPr>
-          <w:rFonts w:ascii="primaryFont Fallback" w:hAnsi="primaryFont Fallback"/>
-          <w:b/>
-          <w:bCs/>
-          <w:color w:val="020617"/>
-          <w:spacing w:val="-7"/>
-          <w:sz w:val="27"/>
-          <w:szCs w:val="27"/>
-          <w:shd w:val="clear" w:color="auto" w:fill="FFFFFF"/>
-        </w:rPr>
-        <w:t>cấu</w:t>
-      </w:r>
-      <w:proofErr w:type="spellEnd"/>
-      <w:r>
-        <w:rPr>
-          <w:rFonts w:ascii="primaryFont Fallback" w:hAnsi="primaryFont Fallback"/>
-          <w:b/>
-          <w:bCs/>
-          <w:color w:val="020617"/>
-          <w:spacing w:val="-7"/>
-          <w:sz w:val="27"/>
-          <w:szCs w:val="27"/>
-          <w:shd w:val="clear" w:color="auto" w:fill="FFFFFF"/>
-        </w:rPr>
-        <w:t xml:space="preserve"> </w:t>
-      </w:r>
-    </w:p>
-    <w:p>
-      <w:r>
-        <w:t>.</w:t>
+        <w:t>THIẾT KẾ HỆ THỐNG ỨNG DỤNG THEO MÔ HÌNH DIKW VÀ QUẢN LÝ TỆP CẤU HÌNH</w:t>
       </w:r>
     </w:p>
     <w:p>
